--- a/fuentes/93240141_CF02_DU.docx
+++ b/fuentes/93240141_CF02_DU.docx
@@ -2760,6 +2760,7 @@
     <w:p>
       <w:pPr>
         <w:pStyle w:val="Cita"/>
+        <w:ind w:left="-709"/>
         <w:jc w:val="left"/>
         <w:rPr>
           <w:lang w:eastAsia="es-CO"/>
@@ -3493,6 +3494,7 @@
     <w:p>
       <w:pPr>
         <w:pStyle w:val="Cita"/>
+        <w:ind w:left="-709"/>
         <w:jc w:val="left"/>
         <w:rPr>
           <w:lang w:eastAsia="es-CO"/>
@@ -3640,8 +3642,13 @@
               </w:rPr>
             </w:pPr>
             <w:r>
-              <w:t>UFC/100 mL</w:t>
-            </w:r>
+              <w:t xml:space="preserve">UFC/100 </w:t>
+            </w:r>
+            <w:proofErr w:type="spellStart"/>
+            <w:r>
+              <w:t>mL</w:t>
+            </w:r>
+            <w:proofErr w:type="spellEnd"/>
           </w:p>
         </w:tc>
       </w:tr>
@@ -3661,8 +3668,13 @@
               </w:rPr>
             </w:pPr>
             <w:r>
-              <w:t>E. Coli</w:t>
-            </w:r>
+              <w:t xml:space="preserve">E. </w:t>
+            </w:r>
+            <w:proofErr w:type="spellStart"/>
+            <w:r>
+              <w:t>Coli</w:t>
+            </w:r>
+            <w:proofErr w:type="spellEnd"/>
           </w:p>
         </w:tc>
         <w:tc>
@@ -3695,8 +3707,13 @@
               </w:rPr>
             </w:pPr>
             <w:r>
-              <w:t>UFC/100 mL</w:t>
-            </w:r>
+              <w:t xml:space="preserve">UFC/100 </w:t>
+            </w:r>
+            <w:proofErr w:type="spellStart"/>
+            <w:r>
+              <w:t>mL</w:t>
+            </w:r>
+            <w:proofErr w:type="spellEnd"/>
           </w:p>
         </w:tc>
       </w:tr>
@@ -3751,8 +3768,13 @@
               </w:rPr>
             </w:pPr>
             <w:r>
-              <w:t>UFC/100 mL</w:t>
-            </w:r>
+              <w:t xml:space="preserve">UFC/100 </w:t>
+            </w:r>
+            <w:proofErr w:type="spellStart"/>
+            <w:r>
+              <w:t>mL</w:t>
+            </w:r>
+            <w:proofErr w:type="spellEnd"/>
           </w:p>
         </w:tc>
       </w:tr>
@@ -3760,6 +3782,7 @@
     <w:p>
       <w:pPr>
         <w:pStyle w:val="Cita"/>
+        <w:ind w:left="-709"/>
         <w:jc w:val="left"/>
         <w:rPr>
           <w:lang w:eastAsia="es-CO"/>
@@ -4387,6 +4410,7 @@
     <w:p>
       <w:pPr>
         <w:pStyle w:val="Cita"/>
+        <w:ind w:left="-567" w:firstLine="567"/>
         <w:jc w:val="left"/>
         <w:rPr>
           <w:lang w:eastAsia="es-CO"/>
@@ -4997,6 +5021,7 @@
     <w:p>
       <w:pPr>
         <w:pStyle w:val="Cita"/>
+        <w:ind w:left="-709"/>
         <w:jc w:val="left"/>
         <w:rPr>
           <w:lang w:eastAsia="es-CO"/>
@@ -5127,6 +5152,7 @@
     <w:p>
       <w:pPr>
         <w:pStyle w:val="Cita"/>
+        <w:ind w:left="-567"/>
         <w:jc w:val="left"/>
         <w:rPr>
           <w:lang w:eastAsia="es-CO"/>
@@ -5668,7 +5694,10 @@
         <w:pStyle w:val="Figura"/>
       </w:pPr>
       <w:r>
-        <w:t>Característica de los rótulos</w:t>
+        <w:t>Característica</w:t>
+      </w:r>
+      <w:r>
+        <w:t xml:space="preserve"> de los rótulos</w:t>
       </w:r>
     </w:p>
     <w:p>
@@ -6668,12 +6697,14 @@
             <w:r>
               <w:t xml:space="preserve">E. </w:t>
             </w:r>
+            <w:proofErr w:type="spellStart"/>
             <w:r>
               <w:t>c</w:t>
             </w:r>
             <w:r>
               <w:t>oli</w:t>
             </w:r>
+            <w:proofErr w:type="spellEnd"/>
           </w:p>
         </w:tc>
         <w:tc>
@@ -7528,7 +7559,15 @@
               </w:rPr>
             </w:pPr>
             <w:r>
-              <w:t>Analizar inmediatamente o adicionar de 0,4 mL de HCL o H2SO4 a pH</w:t>
+              <w:t xml:space="preserve">Analizar inmediatamente o adicionar de 0,4 </w:t>
+            </w:r>
+            <w:proofErr w:type="spellStart"/>
+            <w:r>
+              <w:t>mL</w:t>
+            </w:r>
+            <w:proofErr w:type="spellEnd"/>
+            <w:r>
+              <w:t xml:space="preserve"> de HCL o H2SO4 a pH</w:t>
             </w:r>
             <w:r>
               <w:t xml:space="preserve"> </w:t>
@@ -8367,6 +8406,7 @@
     <w:p>
       <w:pPr>
         <w:pStyle w:val="Cita"/>
+        <w:ind w:left="-709"/>
         <w:jc w:val="left"/>
         <w:rPr>
           <w:lang w:eastAsia="es-CO"/>
@@ -9098,6 +9138,7 @@
     <w:p>
       <w:pPr>
         <w:pStyle w:val="Cita"/>
+        <w:ind w:left="-709"/>
         <w:jc w:val="left"/>
         <w:rPr>
           <w:lang w:eastAsia="es-CO"/>
@@ -9784,10 +9825,34 @@
           <w:b/>
           <w:bCs/>
         </w:rPr>
-        <w:t>E. Coli: </w:t>
+        <w:t xml:space="preserve">E. </w:t>
+      </w:r>
+      <w:proofErr w:type="spellStart"/>
+      <w:r>
+        <w:rPr>
+          <w:b/>
+          <w:bCs/>
+        </w:rPr>
+        <w:t>Coli</w:t>
+      </w:r>
+      <w:proofErr w:type="spellEnd"/>
+      <w:r>
+        <w:rPr>
+          <w:b/>
+          <w:bCs/>
+        </w:rPr>
+        <w:t>: </w:t>
       </w:r>
       <w:r>
-        <w:t>bacilo aerobio Gram Negativo no esporulado que se caracteriza por tener enzimas específicas como la β galactosidasa y β glucoronidasa. Es el indicador microbiológico preciso de contaminación fecal en el agua para consumo humano.</w:t>
+        <w:t xml:space="preserve">bacilo aerobio Gram Negativo no esporulado que se caracteriza por tener enzimas específicas como la β galactosidasa y β </w:t>
+      </w:r>
+      <w:proofErr w:type="spellStart"/>
+      <w:r>
+        <w:t>glucoronidasa</w:t>
+      </w:r>
+      <w:proofErr w:type="spellEnd"/>
+      <w:r>
+        <w:t>. Es el indicador microbiológico preciso de contaminación fecal en el agua para consumo humano.</w:t>
       </w:r>
     </w:p>
     <w:p>
@@ -9881,7 +9946,23 @@
     </w:p>
     <w:p>
       <w:r>
-        <w:t>Instituto Nacional de Salud (INS). (2018). Guía para la vigilancia por laboratorio de Giardia y Cryptosporidium en muestras de agua.</w:t>
+        <w:t xml:space="preserve">Instituto Nacional de Salud (INS). (2018). Guía para la vigilancia por laboratorio de </w:t>
+      </w:r>
+      <w:proofErr w:type="spellStart"/>
+      <w:r>
+        <w:t>Giardia</w:t>
+      </w:r>
+      <w:proofErr w:type="spellEnd"/>
+      <w:r>
+        <w:t xml:space="preserve"> y </w:t>
+      </w:r>
+      <w:proofErr w:type="spellStart"/>
+      <w:r>
+        <w:t>Cryptosporidium</w:t>
+      </w:r>
+      <w:proofErr w:type="spellEnd"/>
+      <w:r>
+        <w:t xml:space="preserve"> en muestras de agua.</w:t>
       </w:r>
     </w:p>
     <w:p>
@@ -10048,11 +10129,19 @@
                 <w:lang w:val="es-CO"/>
               </w:rPr>
             </w:pPr>
+            <w:proofErr w:type="spellStart"/>
             <w:r>
               <w:rPr>
                 <w:lang w:val="es-CO"/>
               </w:rPr>
-              <w:t>Milady Tatiana Villamil Castellanos</w:t>
+              <w:t>Milady</w:t>
+            </w:r>
+            <w:proofErr w:type="spellEnd"/>
+            <w:r>
+              <w:rPr>
+                <w:lang w:val="es-CO"/>
+              </w:rPr>
+              <w:t xml:space="preserve"> Tatiana Villamil Castellanos</w:t>
             </w:r>
           </w:p>
         </w:tc>
@@ -10111,8 +10200,16 @@
               <w:rPr>
                 <w:lang w:val="es-CO"/>
               </w:rPr>
-              <w:t>Olga Constanza Bermúdez Jaimes</w:t>
-            </w:r>
+              <w:t xml:space="preserve">Olga Constanza Bermúdez </w:t>
+            </w:r>
+            <w:proofErr w:type="spellStart"/>
+            <w:r>
+              <w:rPr>
+                <w:lang w:val="es-CO"/>
+              </w:rPr>
+              <w:t>Jaimes</w:t>
+            </w:r>
+            <w:proofErr w:type="spellEnd"/>
           </w:p>
         </w:tc>
         <w:tc>
@@ -10175,8 +10272,13 @@
                 <w:lang w:val="es-CO"/>
               </w:rPr>
             </w:pPr>
-            <w:r>
-              <w:t>Deya Maritza Cortes Enríquez</w:t>
+            <w:proofErr w:type="spellStart"/>
+            <w:r>
+              <w:t>Deya</w:t>
+            </w:r>
+            <w:proofErr w:type="spellEnd"/>
+            <w:r>
+              <w:t xml:space="preserve"> Maritza Cortes Enríquez</w:t>
             </w:r>
           </w:p>
         </w:tc>
@@ -10426,6 +10528,7 @@
               </w:rPr>
               <w:t xml:space="preserve"> </w:t>
             </w:r>
+            <w:proofErr w:type="spellStart"/>
             <w:r>
               <w:rPr>
                 <w:rStyle w:val="Extranjerismo"/>
@@ -10433,6 +10536,7 @@
               </w:rPr>
               <w:t>stack</w:t>
             </w:r>
+            <w:proofErr w:type="spellEnd"/>
           </w:p>
         </w:tc>
         <w:tc>
@@ -14697,8 +14801,8 @@
   <w:abstractNum w:abstractNumId="31" w15:restartNumberingAfterBreak="0">
     <w:nsid w:val="27412B07"/>
     <w:multiLevelType w:val="hybridMultilevel"/>
-    <w:tmpl w:val="2BDC25AA"/>
-    <w:lvl w:ilvl="0" w:tplc="5D669392">
+    <w:tmpl w:val="E0E67EE0"/>
+    <w:lvl w:ilvl="0" w:tplc="D6760A50">
       <w:start w:val="1"/>
       <w:numFmt w:val="decimal"/>
       <w:pStyle w:val="Figura"/>
@@ -21227,7 +21331,6 @@
   <w:style w:type="character" w:default="1" w:styleId="Fuentedeprrafopredeter">
     <w:name w:val="Default Paragraph Font"/>
     <w:uiPriority w:val="1"/>
-    <w:semiHidden/>
     <w:unhideWhenUsed/>
   </w:style>
   <w:style w:type="table" w:default="1" w:styleId="Tablanormal">
@@ -21368,7 +21471,7 @@
     <w:link w:val="FiguraCar"/>
     <w:autoRedefine/>
     <w:qFormat/>
-    <w:rsid w:val="0098428C"/>
+    <w:rsid w:val="00F9405B"/>
     <w:pPr>
       <w:numPr>
         <w:numId w:val="3"/>
@@ -21377,7 +21480,6 @@
         <w:tab w:val="left" w:pos="1134"/>
       </w:tabs>
       <w:ind w:left="992" w:hanging="992"/>
-      <w:jc w:val="center"/>
     </w:pPr>
     <w:rPr>
       <w:rFonts w:ascii="Calibri" w:hAnsi="Calibri" w:cs="Times New Roman (Cuerpo en alfa"/>
@@ -21392,7 +21494,7 @@
     <w:name w:val="Figura Car"/>
     <w:basedOn w:val="Fuentedeprrafopredeter"/>
     <w:link w:val="Figura"/>
-    <w:rsid w:val="0098428C"/>
+    <w:rsid w:val="00F9405B"/>
     <w:rPr>
       <w:rFonts w:ascii="Calibri" w:hAnsi="Calibri" w:cs="Times New Roman (Cuerpo en alfa"/>
       <w:color w:val="000000" w:themeColor="text1"/>
@@ -22383,6 +22485,17 @@
 </file>
 
 <file path=customXml/item1.xml><?xml version="1.0" encoding="utf-8"?>
+<p:properties xmlns:p="http://schemas.microsoft.com/office/2006/metadata/properties" xmlns:xsi="http://www.w3.org/2001/XMLSchema-instance" xmlns:pc="http://schemas.microsoft.com/office/infopath/2007/PartnerControls">
+  <documentManagement>
+    <TaxCatchAll xmlns="cb45339b-ced9-4d0d-8f64-77573914d53b" xsi:nil="true"/>
+    <lcf76f155ced4ddcb4097134ff3c332f xmlns="43a3ca16-9c26-4813-b83f-4aec9927b43f">
+      <Terms xmlns="http://schemas.microsoft.com/office/infopath/2007/PartnerControls"/>
+    </lcf76f155ced4ddcb4097134ff3c332f>
+  </documentManagement>
+</p:properties>
+</file>
+
+<file path=customXml/item2.xml><?xml version="1.0" encoding="utf-8"?>
 <b:Sources xmlns:b="http://schemas.openxmlformats.org/officeDocument/2006/bibliography" xmlns="http://schemas.openxmlformats.org/officeDocument/2006/bibliography" SelectedStyle="\APASixthEditionOfficeOnline.xsl" StyleName="APA" Version="6">
   <b:Source>
     <b:Tag>Min14</b:Tag>
@@ -22402,27 +22515,7 @@
 </b:Sources>
 </file>
 
-<file path=customXml/item2.xml><?xml version="1.0" encoding="utf-8"?>
-<p:properties xmlns:p="http://schemas.microsoft.com/office/2006/metadata/properties" xmlns:xsi="http://www.w3.org/2001/XMLSchema-instance" xmlns:pc="http://schemas.microsoft.com/office/infopath/2007/PartnerControls">
-  <documentManagement>
-    <TaxCatchAll xmlns="cb45339b-ced9-4d0d-8f64-77573914d53b" xsi:nil="true"/>
-    <lcf76f155ced4ddcb4097134ff3c332f xmlns="43a3ca16-9c26-4813-b83f-4aec9927b43f">
-      <Terms xmlns="http://schemas.microsoft.com/office/infopath/2007/PartnerControls"/>
-    </lcf76f155ced4ddcb4097134ff3c332f>
-  </documentManagement>
-</p:properties>
-</file>
-
 <file path=customXml/item3.xml><?xml version="1.0" encoding="utf-8"?>
-<?mso-contentType ?>
-<FormTemplates xmlns="http://schemas.microsoft.com/sharepoint/v3/contenttype/forms">
-  <Display>DocumentLibraryForm</Display>
-  <Edit>DocumentLibraryForm</Edit>
-  <New>DocumentLibraryForm</New>
-</FormTemplates>
-</file>
-
-<file path=customXml/item4.xml><?xml version="1.0" encoding="utf-8"?>
 <ct:contentTypeSchema xmlns:ct="http://schemas.microsoft.com/office/2006/metadata/contentType" xmlns:ma="http://schemas.microsoft.com/office/2006/metadata/properties/metaAttributes" ct:_="" ma:_="" ma:contentTypeName="Documento" ma:contentTypeID="0x01010049282E1EDBE9234EA9E6D38F720E265F" ma:contentTypeVersion="15" ma:contentTypeDescription="Crear nuevo documento." ma:contentTypeScope="" ma:versionID="b31c7aa9eaf043a08b87120b3c4916e3">
   <xsd:schema xmlns:xsd="http://www.w3.org/2001/XMLSchema" xmlns:xs="http://www.w3.org/2001/XMLSchema" xmlns:p="http://schemas.microsoft.com/office/2006/metadata/properties" xmlns:ns2="cb45339b-ced9-4d0d-8f64-77573914d53b" xmlns:ns3="43a3ca16-9c26-4813-b83f-4aec9927b43f" targetNamespace="http://schemas.microsoft.com/office/2006/metadata/properties" ma:root="true" ma:fieldsID="3533d065b04d75c457075bc55f1f5315" ns2:_="" ns3:_="">
     <xsd:import namespace="cb45339b-ced9-4d0d-8f64-77573914d53b"/>
@@ -22657,15 +22750,16 @@
 </ct:contentTypeSchema>
 </file>
 
-<file path=customXml/itemProps1.xml><?xml version="1.0" encoding="utf-8"?>
-<ds:datastoreItem xmlns:ds="http://schemas.openxmlformats.org/officeDocument/2006/customXml" ds:itemID="{9C263A4C-4A6B-4194-ABF3-8853FF823DBA}">
-  <ds:schemaRefs>
-    <ds:schemaRef ds:uri="http://schemas.openxmlformats.org/officeDocument/2006/bibliography"/>
-  </ds:schemaRefs>
-</ds:datastoreItem>
+<file path=customXml/item4.xml><?xml version="1.0" encoding="utf-8"?>
+<?mso-contentType ?>
+<FormTemplates xmlns="http://schemas.microsoft.com/sharepoint/v3/contenttype/forms">
+  <Display>DocumentLibraryForm</Display>
+  <Edit>DocumentLibraryForm</Edit>
+  <New>DocumentLibraryForm</New>
+</FormTemplates>
 </file>
 
-<file path=customXml/itemProps2.xml><?xml version="1.0" encoding="utf-8"?>
+<file path=customXml/itemProps1.xml><?xml version="1.0" encoding="utf-8"?>
 <ds:datastoreItem xmlns:ds="http://schemas.openxmlformats.org/officeDocument/2006/customXml" ds:itemID="{8F86353C-0C0F-4813-AF3C-A627D9E49D11}">
   <ds:schemaRefs>
     <ds:schemaRef ds:uri="http://schemas.microsoft.com/office/2006/metadata/properties"/>
@@ -22676,15 +22770,15 @@
 </ds:datastoreItem>
 </file>
 
-<file path=customXml/itemProps3.xml><?xml version="1.0" encoding="utf-8"?>
-<ds:datastoreItem xmlns:ds="http://schemas.openxmlformats.org/officeDocument/2006/customXml" ds:itemID="{FA54F2BE-A7A1-4379-A045-3325F842E522}">
+<file path=customXml/itemProps2.xml><?xml version="1.0" encoding="utf-8"?>
+<ds:datastoreItem xmlns:ds="http://schemas.openxmlformats.org/officeDocument/2006/customXml" ds:itemID="{9C263A4C-4A6B-4194-ABF3-8853FF823DBA}">
   <ds:schemaRefs>
-    <ds:schemaRef ds:uri="http://schemas.microsoft.com/sharepoint/v3/contenttype/forms"/>
+    <ds:schemaRef ds:uri="http://schemas.openxmlformats.org/officeDocument/2006/bibliography"/>
   </ds:schemaRefs>
 </ds:datastoreItem>
 </file>
 
-<file path=customXml/itemProps4.xml><?xml version="1.0" encoding="utf-8"?>
+<file path=customXml/itemProps3.xml><?xml version="1.0" encoding="utf-8"?>
 <ds:datastoreItem xmlns:ds="http://schemas.openxmlformats.org/officeDocument/2006/customXml" ds:itemID="{01A16396-BB68-4FD9-BA0D-21546F0A23F8}">
   <ds:schemaRefs>
     <ds:schemaRef ds:uri="http://schemas.microsoft.com/office/2006/metadata/contentType"/>
@@ -22701,4 +22795,12 @@
     <ds:schemaRef ds:uri="http://schemas.microsoft.com/internal/obd"/>
   </ds:schemaRefs>
 </ds:datastoreItem>
+</file>
+
+<file path=customXml/itemProps4.xml><?xml version="1.0" encoding="utf-8"?>
+<ds:datastoreItem xmlns:ds="http://schemas.openxmlformats.org/officeDocument/2006/customXml" ds:itemID="{FA54F2BE-A7A1-4379-A045-3325F842E522}">
+  <ds:schemaRefs>
+    <ds:schemaRef ds:uri="http://schemas.microsoft.com/sharepoint/v3/contenttype/forms"/>
+  </ds:schemaRefs>
+</ds:datastoreItem>
 </file>